--- a/CV_Ingrid_Castillo_Perez.docx
+++ b/CV_Ingrid_Castillo_Perez.docx
@@ -313,25 +313,6 @@
           <w:szCs w:val="19"/>
         </w:rPr>
         <w:t xml:space="preserve">Análisis, seguimiento y mejora de procesos: Creación y mantenimiento de formularios, tableros, controles y reportes para seguimiento de incidencias, equipos, accesos y operación; identificación de discrepancias y riesgos relacionados con inventarios y cumplimiento de procesos.</w:t>
-      </w:r>
-    </w:p>
-    <w:p>
-      <w:pPr>
-        <w:pStyle w:val="ListParagraph"/>
-        <w:numPr>
-          <w:ilvl w:val="0"/>
-          <w:numId w:val="2"/>
-        </w:numPr>
-        <w:spacing w:after="65"/>
-      </w:pPr>
-      <w:r>
-        <w:rPr>
-          <w:rFonts w:ascii="Calibri" w:cs="Calibri" w:eastAsia="Calibri" w:hAnsi="Calibri"/>
-          <w:color w:val="222222"/>
-          <w:sz w:val="19"/>
-          <w:szCs w:val="19"/>
-        </w:rPr>
-        <w:t xml:space="preserve">Coordinación interdepartamental: Comunicación y seguimiento con Recursos Humanos, Operaciones, Contabilidad, Legal, Supply y usuarios finales para resolución de requerimientos tecnológicos y ejecución de procesos internos.</w:t>
       </w:r>
     </w:p>
     <w:p>

--- a/CV_Ingrid_Castillo_Perez.docx
+++ b/CV_Ingrid_Castillo_Perez.docx
@@ -313,6 +313,36 @@
           <w:szCs w:val="19"/>
         </w:rPr>
         <w:t xml:space="preserve">Análisis, seguimiento y mejora de procesos: Creación y mantenimiento de formularios, tableros, controles y reportes para seguimiento de incidencias, equipos, accesos y operación; identificación de discrepancias y riesgos relacionados con inventarios y cumplimiento de procesos.</w:t>
+      </w:r>
+    </w:p>
+    <w:p>
+      <w:pPr>
+        <w:pStyle w:val="ListParagraph"/>
+        <w:numPr>
+          <w:ilvl w:val="0"/>
+          <w:numId w:val="2"/>
+        </w:numPr>
+        <w:spacing w:after="65"/>
+      </w:pPr>
+      <w:r>
+        <w:rPr>
+          <w:rFonts w:ascii="Calibri" w:cs="Calibri" w:eastAsia="Calibri" w:hAnsi="Calibri"/>
+          <w:b/>
+          <w:bCs/>
+          <w:color w:val="222222"/>
+          <w:sz w:val="19"/>
+          <w:szCs w:val="19"/>
+        </w:rPr>
+        <w:t xml:space="preserve">Coordinación y seguimiento interdepartamental: </w:t>
+      </w:r>
+      <w:r>
+        <w:rPr>
+          <w:rFonts w:ascii="Calibri" w:cs="Calibri" w:eastAsia="Calibri" w:hAnsi="Calibri"/>
+          <w:color w:val="222222"/>
+          <w:sz w:val="19"/>
+          <w:szCs w:val="19"/>
+        </w:rPr>
+        <w:t xml:space="preserve">Comunicación con distintos equipos, responsables y usuarios para atender requerimientos tecnológicos, dar seguimiento a incidencias y asegurar la correcta ejecución de procesos internos.</w:t>
       </w:r>
     </w:p>
     <w:p>

--- a/CV_Ingrid_Castillo_Perez.docx
+++ b/CV_Ingrid_Castillo_Perez.docx
@@ -82,7 +82,7 @@
           <w:rFonts w:ascii="Calibri" w:cs="Calibri" w:eastAsia="Calibri" w:hAnsi="Calibri"/>
           <w:color w:val="222222"/>
         </w:rPr>
-        <w:t xml:space="preserve">Como profesional busco aportar mis conocimientos en tecnologías de la información para ofrecer el mejor servicio en la instalación, mantenimiento, gestión y actualización de software e instalación de hardware. Busco, además, un entorno dinámico donde seguir aprendiendo y creciendo profesionalmente, ofreciendo soluciones efectivas y eficientes. Aspiro a ser un elemento confiable y efectivo que contribuya al crecimiento y éxito de la empresa.</w:t>
+        <w:t xml:space="preserve">Cuento con experiencia en soporte y operación de TI, brindando atención a usuarios y soluciones a incidencias de hardware, software y plataformas corporativas. A lo largo de mi experiencia he desarrollado habilidades para administrar equipos, accesos y activos tecnológicos, así como para documentar y dar seguimiento a distintos requerimientos. Me caracterizo por ser organizada, analítica y resolutiva, con facilidad para adaptarme, aprender nuevas herramientas y contribuir a la mejora de los procesos tecnológicos.</w:t>
       </w:r>
     </w:p>
     <w:p>

--- a/CV_Ingrid_Castillo_Perez.docx
+++ b/CV_Ingrid_Castillo_Perez.docx
@@ -29,9 +29,9 @@
         <w:rPr>
           <w:rFonts w:ascii="Calibri" w:cs="Calibri" w:eastAsia="Calibri" w:hAnsi="Calibri"/>
           <w:color w:val="5C4033"/>
-          <w:spacing w:val="20"/>
-        </w:rPr>
-        <w:t xml:space="preserve">ING. COMUNICACIONES Y ELECTRÓNICA</w:t>
+          <w:spacing w:val="10"/>
+        </w:rPr>
+        <w:t xml:space="preserve">IT Support Specialist | Operación de TI | Gestión de Activos y Accesos</w:t>
       </w:r>
     </w:p>
     <w:p>
@@ -49,8 +49,20 @@
           <w:sz w:val="18"/>
           <w:szCs w:val="18"/>
         </w:rPr>
-        <w:t xml:space="preserve">Guerrero, Cuauhtémoc, 06300, CDMX   |   5591920047   |   ipcp1101@outlook.com</w:t>
-      </w:r>
+        <w:t xml:space="preserve">CDMX   |   5591920047   |   ipcp1101@outlook.com   |   </w:t>
+      </w:r>
+      <w:hyperlink w:history="1" r:id="rIdvrxuhosqpl6m_jplqngcp">
+        <w:r>
+          <w:rPr>
+            <w:rFonts w:ascii="Calibri" w:cs="Calibri" w:eastAsia="Calibri" w:hAnsi="Calibri"/>
+            <w:color w:val="5A5A5A"/>
+            <w:sz w:val="18"/>
+            <w:szCs w:val="18"/>
+            <w:u w:val="single"/>
+          </w:rPr>
+          <w:t xml:space="preserve">LinkedIn</w:t>
+        </w:r>
+      </w:hyperlink>
     </w:p>
     <w:p>
       <w:pPr>

--- a/CV_Ingrid_Castillo_Perez.docx
+++ b/CV_Ingrid_Castillo_Perez.docx
@@ -31,7 +31,7 @@
           <w:color w:val="5C4033"/>
           <w:spacing w:val="10"/>
         </w:rPr>
-        <w:t xml:space="preserve">IT Support Specialist | Operación de TI | Gestión de Activos y Accesos</w:t>
+        <w:t xml:space="preserve">IT Support Specialist | Operación de TI</w:t>
       </w:r>
     </w:p>
     <w:p>
@@ -51,7 +51,7 @@
         </w:rPr>
         <w:t xml:space="preserve">CDMX   |   5591920047   |   ipcp1101@outlook.com   |   </w:t>
       </w:r>
-      <w:hyperlink w:history="1" r:id="rIdvrxuhosqpl6m_jplqngcp">
+      <w:hyperlink w:history="1" r:id="rIdpdfl56btk4fmfkz_e6unv">
         <w:r>
           <w:rPr>
             <w:rFonts w:ascii="Calibri" w:cs="Calibri" w:eastAsia="Calibri" w:hAnsi="Calibri"/>

--- a/CV_Ingrid_Castillo_Perez.docx
+++ b/CV_Ingrid_Castillo_Perez.docx
@@ -49,7 +49,7 @@
           <w:sz w:val="18"/>
           <w:szCs w:val="18"/>
         </w:rPr>
-        <w:t xml:space="preserve">CDMX   |   5591920047   |   ipcp1101@outlook.com   |   </w:t>
+        <w:t xml:space="preserve">CDMX   |   Disponibilidad inmediata   |   55 9192 0047 (WhatsApp)   |   ipcp1101@outlook.com   |   </w:t>
       </w:r>
       <w:hyperlink w:history="1" r:id="rIdpdfl56btk4fmfkz_e6unv">
         <w:r>
@@ -631,7 +631,7 @@
           <w:sz w:val="21"/>
           <w:szCs w:val="21"/>
         </w:rPr>
-        <w:t xml:space="preserve">International Youth Fundation, CECATI 162</w:t>
+        <w:t xml:space="preserve">International Youth Foundation, CECATI 162</w:t>
       </w:r>
       <w:r>
         <w:rPr>
@@ -689,7 +689,7 @@
           <w:sz w:val="19"/>
           <w:szCs w:val="19"/>
         </w:rPr>
-        <w:t xml:space="preserve">Los bites y bytes de las redes informáticas (Abril, 2021)</w:t>
+        <w:t xml:space="preserve">Los bits y bytes de las redes informáticas (Abril, 2021)</w:t>
       </w:r>
     </w:p>
     <w:p>
@@ -850,7 +850,7 @@
           <w:sz w:val="19"/>
           <w:szCs w:val="19"/>
         </w:rPr>
-        <w:t xml:space="preserve">Escuela Superior de Ingeniería Mecánica y Eléctrica, Unidad Culhuacan, Instituto Politécnico Nacional</w:t>
+        <w:t xml:space="preserve">Escuela Superior de Ingeniería Mecánica y Eléctrica, Unidad Culhuacán, Instituto Politécnico Nacional. Pasante: servicio social concluido, titulación en trámite.</w:t>
       </w:r>
     </w:p>
     <w:p>

--- a/CV_Ingrid_Castillo_Perez.docx
+++ b/CV_Ingrid_Castillo_Perez.docx
@@ -94,7 +94,71 @@
           <w:rFonts w:ascii="Calibri" w:cs="Calibri" w:eastAsia="Calibri" w:hAnsi="Calibri"/>
           <w:color w:val="222222"/>
         </w:rPr>
-        <w:t xml:space="preserve">Cuento con experiencia en soporte y operación de TI, brindando atención a usuarios y soluciones a incidencias de hardware, software y plataformas corporativas. A lo largo de mi experiencia he desarrollado habilidades para administrar equipos, accesos y activos tecnológicos, así como para documentar y dar seguimiento a distintos requerimientos. Me caracterizo por ser organizada, analítica y resolutiva, con facilidad para adaptarme, aprender nuevas herramientas y contribuir a la mejora de los procesos tecnológicos.</w:t>
+        <w:t xml:space="preserve">Cuento con experiencia en </w:t>
+      </w:r>
+      <w:r>
+        <w:rPr>
+          <w:rFonts w:ascii="Calibri" w:cs="Calibri" w:eastAsia="Calibri" w:hAnsi="Calibri"/>
+          <w:color w:val="222222"/>
+          <w:b/>
+          <w:bCs/>
+        </w:rPr>
+        <w:t xml:space="preserve">soporte y operación de TI</w:t>
+      </w:r>
+      <w:r>
+        <w:rPr>
+          <w:rFonts w:ascii="Calibri" w:cs="Calibri" w:eastAsia="Calibri" w:hAnsi="Calibri"/>
+          <w:color w:val="222222"/>
+        </w:rPr>
+        <w:t xml:space="preserve">, brindando atención a usuarios y soluciones a </w:t>
+      </w:r>
+      <w:r>
+        <w:rPr>
+          <w:rFonts w:ascii="Calibri" w:cs="Calibri" w:eastAsia="Calibri" w:hAnsi="Calibri"/>
+          <w:color w:val="222222"/>
+          <w:b/>
+          <w:bCs/>
+        </w:rPr>
+        <w:t xml:space="preserve">incidencias de hardware, software y plataformas corporativas</w:t>
+      </w:r>
+      <w:r>
+        <w:rPr>
+          <w:rFonts w:ascii="Calibri" w:cs="Calibri" w:eastAsia="Calibri" w:hAnsi="Calibri"/>
+          <w:color w:val="222222"/>
+        </w:rPr>
+        <w:t xml:space="preserve">. A lo largo de mi experiencia he desarrollado habilidades para </w:t>
+      </w:r>
+      <w:r>
+        <w:rPr>
+          <w:rFonts w:ascii="Calibri" w:cs="Calibri" w:eastAsia="Calibri" w:hAnsi="Calibri"/>
+          <w:color w:val="222222"/>
+          <w:b/>
+          <w:bCs/>
+        </w:rPr>
+        <w:t xml:space="preserve">administrar equipos, accesos y activos tecnológicos</w:t>
+      </w:r>
+      <w:r>
+        <w:rPr>
+          <w:rFonts w:ascii="Calibri" w:cs="Calibri" w:eastAsia="Calibri" w:hAnsi="Calibri"/>
+          <w:color w:val="222222"/>
+        </w:rPr>
+        <w:t xml:space="preserve">, así como para documentar y dar seguimiento a distintos requerimientos. Me caracterizo por ser </w:t>
+      </w:r>
+      <w:r>
+        <w:rPr>
+          <w:rFonts w:ascii="Calibri" w:cs="Calibri" w:eastAsia="Calibri" w:hAnsi="Calibri"/>
+          <w:color w:val="222222"/>
+          <w:b/>
+          <w:bCs/>
+        </w:rPr>
+        <w:t xml:space="preserve">organizada, analítica y resolutiva</w:t>
+      </w:r>
+      <w:r>
+        <w:rPr>
+          <w:rFonts w:ascii="Calibri" w:cs="Calibri" w:eastAsia="Calibri" w:hAnsi="Calibri"/>
+          <w:color w:val="222222"/>
+        </w:rPr>
+        <w:t xml:space="preserve">, con facilidad para adaptarme, aprender nuevas herramientas y contribuir a la mejora de los procesos tecnológicos.</w:t>
       </w:r>
     </w:p>
     <w:p>
@@ -172,159 +236,439 @@
           <w:sz w:val="19"/>
           <w:szCs w:val="19"/>
         </w:rPr>
-        <w:t xml:space="preserve">Soporte técnico y gestión de incidencias: Atención, diagnóstico, seguimiento y resolución de incidencias de hardware, software, Microsoft 365, conectividad, periféricos y plataformas corporativas para usuarios y sedes remotas.</w:t>
-      </w:r>
-    </w:p>
-    <w:p>
-      <w:pPr>
-        <w:pStyle w:val="ListParagraph"/>
-        <w:numPr>
-          <w:ilvl w:val="0"/>
-          <w:numId w:val="2"/>
-        </w:numPr>
-        <w:spacing w:after="65"/>
-      </w:pPr>
-      <w:r>
-        <w:rPr>
-          <w:rFonts w:ascii="Calibri" w:cs="Calibri" w:eastAsia="Calibri" w:hAnsi="Calibri"/>
-          <w:color w:val="222222"/>
-          <w:sz w:val="19"/>
-          <w:szCs w:val="19"/>
-        </w:rPr>
-        <w:t xml:space="preserve">Administración de equipos e inventario tecnológico: Gestión del ciclo de vida de equipos de cómputo y dispositivos móviles, incluyendo asignaciones, altas, bajas, resguardos, inventarios, validación física y funcional, movimientos entre sedes y recuperación de activos.</w:t>
-      </w:r>
-    </w:p>
-    <w:p>
-      <w:pPr>
-        <w:pStyle w:val="ListParagraph"/>
-        <w:numPr>
-          <w:ilvl w:val="0"/>
-          <w:numId w:val="2"/>
-        </w:numPr>
-        <w:spacing w:after="65"/>
-      </w:pPr>
-      <w:r>
-        <w:rPr>
-          <w:rFonts w:ascii="Calibri" w:cs="Calibri" w:eastAsia="Calibri" w:hAnsi="Calibri"/>
-          <w:color w:val="222222"/>
-          <w:sz w:val="19"/>
-          <w:szCs w:val="19"/>
-        </w:rPr>
-        <w:t xml:space="preserve">Administración de usuarios, accesos y permisos: Creación, modificación y baja de cuentas; administración de permisos, credenciales, accesos a plataformas internas y soporte a procesos de autenticación y recuperación de cuentas.</w:t>
-      </w:r>
-    </w:p>
-    <w:p>
-      <w:pPr>
-        <w:pStyle w:val="ListParagraph"/>
-        <w:numPr>
-          <w:ilvl w:val="0"/>
-          <w:numId w:val="2"/>
-        </w:numPr>
-        <w:spacing w:after="65"/>
-      </w:pPr>
-      <w:r>
-        <w:rPr>
-          <w:rFonts w:ascii="Calibri" w:cs="Calibri" w:eastAsia="Calibri" w:hAnsi="Calibri"/>
-          <w:color w:val="222222"/>
-          <w:sz w:val="19"/>
-          <w:szCs w:val="19"/>
-        </w:rPr>
-        <w:t xml:space="preserve">Onboarding y offboarding tecnológico: Preparación y entrega de equipos, configuración de accesos y herramientas para nuevos ingresos, así como revocación de accesos, recuperación de activos y cierre tecnológico en procesos de baja.</w:t>
-      </w:r>
-    </w:p>
-    <w:p>
-      <w:pPr>
-        <w:pStyle w:val="ListParagraph"/>
-        <w:numPr>
-          <w:ilvl w:val="0"/>
-          <w:numId w:val="2"/>
-        </w:numPr>
-        <w:spacing w:after="65"/>
-      </w:pPr>
-      <w:r>
-        <w:rPr>
-          <w:rFonts w:ascii="Calibri" w:cs="Calibri" w:eastAsia="Calibri" w:hAnsi="Calibri"/>
-          <w:color w:val="222222"/>
-          <w:sz w:val="19"/>
-          <w:szCs w:val="19"/>
-        </w:rPr>
-        <w:t xml:space="preserve">Administración y soporte de plataformas corporativas: Soporte operativo a Microsoft 365, Teams, Outlook, OneDrive, Nimbo, Monday.com, Metabase/Estela, Odoo, sistemas administrativos Aspel y otras herramientas internas.</w:t>
-      </w:r>
-    </w:p>
-    <w:p>
-      <w:pPr>
-        <w:pStyle w:val="ListParagraph"/>
-        <w:numPr>
-          <w:ilvl w:val="0"/>
-          <w:numId w:val="2"/>
-        </w:numPr>
-        <w:spacing w:after="65"/>
-      </w:pPr>
-      <w:r>
-        <w:rPr>
-          <w:rFonts w:ascii="Calibri" w:cs="Calibri" w:eastAsia="Calibri" w:hAnsi="Calibri"/>
-          <w:color w:val="222222"/>
-          <w:sz w:val="19"/>
-          <w:szCs w:val="19"/>
-        </w:rPr>
-        <w:t xml:space="preserve">Diagnóstico y mantenimiento de equipos: Evaluación de fallas de hardware y software, reinstalación y recuperación de sistemas, gestión de controladores, respaldos, clonación de discos, configuración de periféricos y validaciones posteriores a mantenimiento.</w:t>
-      </w:r>
-    </w:p>
-    <w:p>
-      <w:pPr>
-        <w:pStyle w:val="ListParagraph"/>
-        <w:numPr>
-          <w:ilvl w:val="0"/>
-          <w:numId w:val="2"/>
-        </w:numPr>
-        <w:spacing w:after="65"/>
-      </w:pPr>
-      <w:r>
-        <w:rPr>
-          <w:rFonts w:ascii="Calibri" w:cs="Calibri" w:eastAsia="Calibri" w:hAnsi="Calibri"/>
-          <w:color w:val="222222"/>
-          <w:sz w:val="19"/>
-          <w:szCs w:val="19"/>
-        </w:rPr>
-        <w:t xml:space="preserve">Gestión documental y control de activos: Elaboración y seguimiento de responsivas, registros de asignación, evidencias fotográficas, reportes técnicos, documentación de incidencias y actualización de bases de datos de inventario y credenciales.</w:t>
-      </w:r>
-    </w:p>
-    <w:p>
-      <w:pPr>
-        <w:pStyle w:val="ListParagraph"/>
-        <w:numPr>
-          <w:ilvl w:val="0"/>
-          <w:numId w:val="2"/>
-        </w:numPr>
-        <w:spacing w:after="65"/>
-      </w:pPr>
-      <w:r>
-        <w:rPr>
-          <w:rFonts w:ascii="Calibri" w:cs="Calibri" w:eastAsia="Calibri" w:hAnsi="Calibri"/>
-          <w:color w:val="222222"/>
-          <w:sz w:val="19"/>
-          <w:szCs w:val="19"/>
-        </w:rPr>
-        <w:t xml:space="preserve">Seguimiento a proveedores y servicios tecnológicos: Coordinación de soporte con proveedores externos, seguimiento de garantías, adquisición o sustitución de componentes, líneas y dispositivos de telecomunicaciones y escalamiento de incidencias.</w:t>
-      </w:r>
-    </w:p>
-    <w:p>
-      <w:pPr>
-        <w:pStyle w:val="ListParagraph"/>
-        <w:numPr>
-          <w:ilvl w:val="0"/>
-          <w:numId w:val="2"/>
-        </w:numPr>
-        <w:spacing w:after="65"/>
-      </w:pPr>
-      <w:r>
-        <w:rPr>
-          <w:rFonts w:ascii="Calibri" w:cs="Calibri" w:eastAsia="Calibri" w:hAnsi="Calibri"/>
-          <w:color w:val="222222"/>
-          <w:sz w:val="19"/>
-          <w:szCs w:val="19"/>
-        </w:rPr>
-        <w:t xml:space="preserve">Análisis, seguimiento y mejora de procesos: Creación y mantenimiento de formularios, tableros, controles y reportes para seguimiento de incidencias, equipos, accesos y operación; identificación de discrepancias y riesgos relacionados con inventarios y cumplimiento de procesos.</w:t>
+        <w:t xml:space="preserve">Soporte técnico y gestión de incidencias: Atención, diagnóstico, seguimiento y resolución de incidencias de hardware, software, </w:t>
+      </w:r>
+      <w:r>
+        <w:rPr>
+          <w:rFonts w:ascii="Calibri" w:cs="Calibri" w:eastAsia="Calibri" w:hAnsi="Calibri"/>
+          <w:color w:val="222222"/>
+          <w:sz w:val="19"/>
+          <w:szCs w:val="19"/>
+          <w:b/>
+          <w:bCs/>
+        </w:rPr>
+        <w:t xml:space="preserve">Microsoft 365, conectividad</w:t>
+      </w:r>
+      <w:r>
+        <w:rPr>
+          <w:rFonts w:ascii="Calibri" w:cs="Calibri" w:eastAsia="Calibri" w:hAnsi="Calibri"/>
+          <w:color w:val="222222"/>
+          <w:sz w:val="19"/>
+          <w:szCs w:val="19"/>
+        </w:rPr>
+        <w:t xml:space="preserve">, periféricos y plataformas corporativas para </w:t>
+      </w:r>
+      <w:r>
+        <w:rPr>
+          <w:rFonts w:ascii="Calibri" w:cs="Calibri" w:eastAsia="Calibri" w:hAnsi="Calibri"/>
+          <w:color w:val="222222"/>
+          <w:sz w:val="19"/>
+          <w:szCs w:val="19"/>
+          <w:b/>
+          <w:bCs/>
+        </w:rPr>
+        <w:t xml:space="preserve">usuarios y sedes remotas</w:t>
+      </w:r>
+      <w:r>
+        <w:rPr>
+          <w:rFonts w:ascii="Calibri" w:cs="Calibri" w:eastAsia="Calibri" w:hAnsi="Calibri"/>
+          <w:color w:val="222222"/>
+          <w:sz w:val="19"/>
+          <w:szCs w:val="19"/>
+        </w:rPr>
+        <w:t xml:space="preserve">.</w:t>
+      </w:r>
+    </w:p>
+    <w:p>
+      <w:pPr>
+        <w:pStyle w:val="ListParagraph"/>
+        <w:numPr>
+          <w:ilvl w:val="0"/>
+          <w:numId w:val="2"/>
+        </w:numPr>
+        <w:spacing w:after="65"/>
+      </w:pPr>
+      <w:r>
+        <w:rPr>
+          <w:rFonts w:ascii="Calibri" w:cs="Calibri" w:eastAsia="Calibri" w:hAnsi="Calibri"/>
+          <w:color w:val="222222"/>
+          <w:sz w:val="19"/>
+          <w:szCs w:val="19"/>
+        </w:rPr>
+        <w:t xml:space="preserve">Administración de equipos e inventario tecnológico: Gestión del </w:t>
+      </w:r>
+      <w:r>
+        <w:rPr>
+          <w:rFonts w:ascii="Calibri" w:cs="Calibri" w:eastAsia="Calibri" w:hAnsi="Calibri"/>
+          <w:color w:val="222222"/>
+          <w:sz w:val="19"/>
+          <w:szCs w:val="19"/>
+          <w:b/>
+          <w:bCs/>
+        </w:rPr>
+        <w:t xml:space="preserve">ciclo de vida de equipos de cómputo y dispositivos móviles</w:t>
+      </w:r>
+      <w:r>
+        <w:rPr>
+          <w:rFonts w:ascii="Calibri" w:cs="Calibri" w:eastAsia="Calibri" w:hAnsi="Calibri"/>
+          <w:color w:val="222222"/>
+          <w:sz w:val="19"/>
+          <w:szCs w:val="19"/>
+        </w:rPr>
+        <w:t xml:space="preserve">, incluyendo asignaciones, altas, bajas, resguardos, inventarios, validación física y funcional, movimientos entre sedes y recuperación de activos.</w:t>
+      </w:r>
+    </w:p>
+    <w:p>
+      <w:pPr>
+        <w:pStyle w:val="ListParagraph"/>
+        <w:numPr>
+          <w:ilvl w:val="0"/>
+          <w:numId w:val="2"/>
+        </w:numPr>
+        <w:spacing w:after="65"/>
+      </w:pPr>
+      <w:r>
+        <w:rPr>
+          <w:rFonts w:ascii="Calibri" w:cs="Calibri" w:eastAsia="Calibri" w:hAnsi="Calibri"/>
+          <w:color w:val="222222"/>
+          <w:sz w:val="19"/>
+          <w:szCs w:val="19"/>
+        </w:rPr>
+        <w:t xml:space="preserve">Administración de usuarios, accesos y permisos: </w:t>
+      </w:r>
+      <w:r>
+        <w:rPr>
+          <w:rFonts w:ascii="Calibri" w:cs="Calibri" w:eastAsia="Calibri" w:hAnsi="Calibri"/>
+          <w:color w:val="222222"/>
+          <w:sz w:val="19"/>
+          <w:szCs w:val="19"/>
+          <w:b/>
+          <w:bCs/>
+        </w:rPr>
+        <w:t xml:space="preserve">Creación, modificación y baja de cuentas</w:t>
+      </w:r>
+      <w:r>
+        <w:rPr>
+          <w:rFonts w:ascii="Calibri" w:cs="Calibri" w:eastAsia="Calibri" w:hAnsi="Calibri"/>
+          <w:color w:val="222222"/>
+          <w:sz w:val="19"/>
+          <w:szCs w:val="19"/>
+        </w:rPr>
+        <w:t xml:space="preserve">; administración de permisos, credenciales, accesos a plataformas internas y soporte a procesos de </w:t>
+      </w:r>
+      <w:r>
+        <w:rPr>
+          <w:rFonts w:ascii="Calibri" w:cs="Calibri" w:eastAsia="Calibri" w:hAnsi="Calibri"/>
+          <w:color w:val="222222"/>
+          <w:sz w:val="19"/>
+          <w:szCs w:val="19"/>
+          <w:b/>
+          <w:bCs/>
+        </w:rPr>
+        <w:t xml:space="preserve">autenticación y recuperación de cuentas</w:t>
+      </w:r>
+      <w:r>
+        <w:rPr>
+          <w:rFonts w:ascii="Calibri" w:cs="Calibri" w:eastAsia="Calibri" w:hAnsi="Calibri"/>
+          <w:color w:val="222222"/>
+          <w:sz w:val="19"/>
+          <w:szCs w:val="19"/>
+        </w:rPr>
+        <w:t xml:space="preserve">.</w:t>
+      </w:r>
+    </w:p>
+    <w:p>
+      <w:pPr>
+        <w:pStyle w:val="ListParagraph"/>
+        <w:numPr>
+          <w:ilvl w:val="0"/>
+          <w:numId w:val="2"/>
+        </w:numPr>
+        <w:spacing w:after="65"/>
+      </w:pPr>
+      <w:r>
+        <w:rPr>
+          <w:rFonts w:ascii="Calibri" w:cs="Calibri" w:eastAsia="Calibri" w:hAnsi="Calibri"/>
+          <w:color w:val="222222"/>
+          <w:sz w:val="19"/>
+          <w:szCs w:val="19"/>
+        </w:rPr>
+        <w:t xml:space="preserve">Onboarding y offboarding tecnológico: Preparación y entrega de equipos, configuración de accesos y herramientas para </w:t>
+      </w:r>
+      <w:r>
+        <w:rPr>
+          <w:rFonts w:ascii="Calibri" w:cs="Calibri" w:eastAsia="Calibri" w:hAnsi="Calibri"/>
+          <w:color w:val="222222"/>
+          <w:sz w:val="19"/>
+          <w:szCs w:val="19"/>
+          <w:b/>
+          <w:bCs/>
+        </w:rPr>
+        <w:t xml:space="preserve">nuevos ingresos</w:t>
+      </w:r>
+      <w:r>
+        <w:rPr>
+          <w:rFonts w:ascii="Calibri" w:cs="Calibri" w:eastAsia="Calibri" w:hAnsi="Calibri"/>
+          <w:color w:val="222222"/>
+          <w:sz w:val="19"/>
+          <w:szCs w:val="19"/>
+        </w:rPr>
+        <w:t xml:space="preserve">, así como </w:t>
+      </w:r>
+      <w:r>
+        <w:rPr>
+          <w:rFonts w:ascii="Calibri" w:cs="Calibri" w:eastAsia="Calibri" w:hAnsi="Calibri"/>
+          <w:color w:val="222222"/>
+          <w:sz w:val="19"/>
+          <w:szCs w:val="19"/>
+          <w:b/>
+          <w:bCs/>
+        </w:rPr>
+        <w:t xml:space="preserve">revocación de accesos</w:t>
+      </w:r>
+      <w:r>
+        <w:rPr>
+          <w:rFonts w:ascii="Calibri" w:cs="Calibri" w:eastAsia="Calibri" w:hAnsi="Calibri"/>
+          <w:color w:val="222222"/>
+          <w:sz w:val="19"/>
+          <w:szCs w:val="19"/>
+        </w:rPr>
+        <w:t xml:space="preserve">, recuperación de activos y cierre tecnológico en procesos de baja.</w:t>
+      </w:r>
+    </w:p>
+    <w:p>
+      <w:pPr>
+        <w:pStyle w:val="ListParagraph"/>
+        <w:numPr>
+          <w:ilvl w:val="0"/>
+          <w:numId w:val="2"/>
+        </w:numPr>
+        <w:spacing w:after="65"/>
+      </w:pPr>
+      <w:r>
+        <w:rPr>
+          <w:rFonts w:ascii="Calibri" w:cs="Calibri" w:eastAsia="Calibri" w:hAnsi="Calibri"/>
+          <w:color w:val="222222"/>
+          <w:sz w:val="19"/>
+          <w:szCs w:val="19"/>
+        </w:rPr>
+        <w:t xml:space="preserve">Administración y soporte de plataformas corporativas: Soporte operativo a </w:t>
+      </w:r>
+      <w:r>
+        <w:rPr>
+          <w:rFonts w:ascii="Calibri" w:cs="Calibri" w:eastAsia="Calibri" w:hAnsi="Calibri"/>
+          <w:color w:val="222222"/>
+          <w:sz w:val="19"/>
+          <w:szCs w:val="19"/>
+          <w:b/>
+          <w:bCs/>
+        </w:rPr>
+        <w:t xml:space="preserve">Microsoft 365, Teams, Outlook, OneDrive</w:t>
+      </w:r>
+      <w:r>
+        <w:rPr>
+          <w:rFonts w:ascii="Calibri" w:cs="Calibri" w:eastAsia="Calibri" w:hAnsi="Calibri"/>
+          <w:color w:val="222222"/>
+          <w:sz w:val="19"/>
+          <w:szCs w:val="19"/>
+        </w:rPr>
+        <w:t xml:space="preserve">, Nimbo, Monday.com, Metabase/Estela, Odoo, sistemas administrativos Aspel y otras herramientas internas.</w:t>
+      </w:r>
+    </w:p>
+    <w:p>
+      <w:pPr>
+        <w:pStyle w:val="ListParagraph"/>
+        <w:numPr>
+          <w:ilvl w:val="0"/>
+          <w:numId w:val="2"/>
+        </w:numPr>
+        <w:spacing w:after="65"/>
+      </w:pPr>
+      <w:r>
+        <w:rPr>
+          <w:rFonts w:ascii="Calibri" w:cs="Calibri" w:eastAsia="Calibri" w:hAnsi="Calibri"/>
+          <w:color w:val="222222"/>
+          <w:sz w:val="19"/>
+          <w:szCs w:val="19"/>
+        </w:rPr>
+        <w:t xml:space="preserve">Diagnóstico y mantenimiento de equipos: Evaluación de fallas de hardware y software, </w:t>
+      </w:r>
+      <w:r>
+        <w:rPr>
+          <w:rFonts w:ascii="Calibri" w:cs="Calibri" w:eastAsia="Calibri" w:hAnsi="Calibri"/>
+          <w:color w:val="222222"/>
+          <w:sz w:val="19"/>
+          <w:szCs w:val="19"/>
+          <w:b/>
+          <w:bCs/>
+        </w:rPr>
+        <w:t xml:space="preserve">reinstalación y recuperación de sistemas</w:t>
+      </w:r>
+      <w:r>
+        <w:rPr>
+          <w:rFonts w:ascii="Calibri" w:cs="Calibri" w:eastAsia="Calibri" w:hAnsi="Calibri"/>
+          <w:color w:val="222222"/>
+          <w:sz w:val="19"/>
+          <w:szCs w:val="19"/>
+        </w:rPr>
+        <w:t xml:space="preserve">, gestión de controladores, </w:t>
+      </w:r>
+      <w:r>
+        <w:rPr>
+          <w:rFonts w:ascii="Calibri" w:cs="Calibri" w:eastAsia="Calibri" w:hAnsi="Calibri"/>
+          <w:color w:val="222222"/>
+          <w:sz w:val="19"/>
+          <w:szCs w:val="19"/>
+          <w:b/>
+          <w:bCs/>
+        </w:rPr>
+        <w:t xml:space="preserve">respaldos, clonación de discos</w:t>
+      </w:r>
+      <w:r>
+        <w:rPr>
+          <w:rFonts w:ascii="Calibri" w:cs="Calibri" w:eastAsia="Calibri" w:hAnsi="Calibri"/>
+          <w:color w:val="222222"/>
+          <w:sz w:val="19"/>
+          <w:szCs w:val="19"/>
+        </w:rPr>
+        <w:t xml:space="preserve">, configuración de periféricos y validaciones posteriores a mantenimiento.</w:t>
+      </w:r>
+    </w:p>
+    <w:p>
+      <w:pPr>
+        <w:pStyle w:val="ListParagraph"/>
+        <w:numPr>
+          <w:ilvl w:val="0"/>
+          <w:numId w:val="2"/>
+        </w:numPr>
+        <w:spacing w:after="65"/>
+      </w:pPr>
+      <w:r>
+        <w:rPr>
+          <w:rFonts w:ascii="Calibri" w:cs="Calibri" w:eastAsia="Calibri" w:hAnsi="Calibri"/>
+          <w:color w:val="222222"/>
+          <w:sz w:val="19"/>
+          <w:szCs w:val="19"/>
+        </w:rPr>
+        <w:t xml:space="preserve">Gestión documental y control de activos: Elaboración y seguimiento de responsivas, registros de asignación, evidencias fotográficas, </w:t>
+      </w:r>
+      <w:r>
+        <w:rPr>
+          <w:rFonts w:ascii="Calibri" w:cs="Calibri" w:eastAsia="Calibri" w:hAnsi="Calibri"/>
+          <w:color w:val="222222"/>
+          <w:sz w:val="19"/>
+          <w:szCs w:val="19"/>
+          <w:b/>
+          <w:bCs/>
+        </w:rPr>
+        <w:t xml:space="preserve">reportes técnicos, documentación de incidencias</w:t>
+      </w:r>
+      <w:r>
+        <w:rPr>
+          <w:rFonts w:ascii="Calibri" w:cs="Calibri" w:eastAsia="Calibri" w:hAnsi="Calibri"/>
+          <w:color w:val="222222"/>
+          <w:sz w:val="19"/>
+          <w:szCs w:val="19"/>
+        </w:rPr>
+        <w:t xml:space="preserve"> y actualización de bases de datos de inventario y credenciales.</w:t>
+      </w:r>
+    </w:p>
+    <w:p>
+      <w:pPr>
+        <w:pStyle w:val="ListParagraph"/>
+        <w:numPr>
+          <w:ilvl w:val="0"/>
+          <w:numId w:val="2"/>
+        </w:numPr>
+        <w:spacing w:after="65"/>
+      </w:pPr>
+      <w:r>
+        <w:rPr>
+          <w:rFonts w:ascii="Calibri" w:cs="Calibri" w:eastAsia="Calibri" w:hAnsi="Calibri"/>
+          <w:color w:val="222222"/>
+          <w:sz w:val="19"/>
+          <w:szCs w:val="19"/>
+        </w:rPr>
+        <w:t xml:space="preserve">Seguimiento a proveedores y servicios tecnológicos: Coordinación de soporte con </w:t>
+      </w:r>
+      <w:r>
+        <w:rPr>
+          <w:rFonts w:ascii="Calibri" w:cs="Calibri" w:eastAsia="Calibri" w:hAnsi="Calibri"/>
+          <w:color w:val="222222"/>
+          <w:sz w:val="19"/>
+          <w:szCs w:val="19"/>
+          <w:b/>
+          <w:bCs/>
+        </w:rPr>
+        <w:t xml:space="preserve">proveedores externos</w:t>
+      </w:r>
+      <w:r>
+        <w:rPr>
+          <w:rFonts w:ascii="Calibri" w:cs="Calibri" w:eastAsia="Calibri" w:hAnsi="Calibri"/>
+          <w:color w:val="222222"/>
+          <w:sz w:val="19"/>
+          <w:szCs w:val="19"/>
+        </w:rPr>
+        <w:t xml:space="preserve">, seguimiento de garantías, adquisición o sustitución de componentes, líneas y dispositivos de telecomunicaciones y </w:t>
+      </w:r>
+      <w:r>
+        <w:rPr>
+          <w:rFonts w:ascii="Calibri" w:cs="Calibri" w:eastAsia="Calibri" w:hAnsi="Calibri"/>
+          <w:color w:val="222222"/>
+          <w:sz w:val="19"/>
+          <w:szCs w:val="19"/>
+          <w:b/>
+          <w:bCs/>
+        </w:rPr>
+        <w:t xml:space="preserve">escalamiento de incidencias</w:t>
+      </w:r>
+      <w:r>
+        <w:rPr>
+          <w:rFonts w:ascii="Calibri" w:cs="Calibri" w:eastAsia="Calibri" w:hAnsi="Calibri"/>
+          <w:color w:val="222222"/>
+          <w:sz w:val="19"/>
+          <w:szCs w:val="19"/>
+        </w:rPr>
+        <w:t xml:space="preserve">.</w:t>
+      </w:r>
+    </w:p>
+    <w:p>
+      <w:pPr>
+        <w:pStyle w:val="ListParagraph"/>
+        <w:numPr>
+          <w:ilvl w:val="0"/>
+          <w:numId w:val="2"/>
+        </w:numPr>
+        <w:spacing w:after="65"/>
+      </w:pPr>
+      <w:r>
+        <w:rPr>
+          <w:rFonts w:ascii="Calibri" w:cs="Calibri" w:eastAsia="Calibri" w:hAnsi="Calibri"/>
+          <w:color w:val="222222"/>
+          <w:sz w:val="19"/>
+          <w:szCs w:val="19"/>
+        </w:rPr>
+        <w:t xml:space="preserve">Análisis, seguimiento y mejora de procesos: Creación y mantenimiento de </w:t>
+      </w:r>
+      <w:r>
+        <w:rPr>
+          <w:rFonts w:ascii="Calibri" w:cs="Calibri" w:eastAsia="Calibri" w:hAnsi="Calibri"/>
+          <w:color w:val="222222"/>
+          <w:sz w:val="19"/>
+          <w:szCs w:val="19"/>
+          <w:b/>
+          <w:bCs/>
+        </w:rPr>
+        <w:t xml:space="preserve">formularios, tableros, controles y reportes</w:t>
+      </w:r>
+      <w:r>
+        <w:rPr>
+          <w:rFonts w:ascii="Calibri" w:cs="Calibri" w:eastAsia="Calibri" w:hAnsi="Calibri"/>
+          <w:color w:val="222222"/>
+          <w:sz w:val="19"/>
+          <w:szCs w:val="19"/>
+        </w:rPr>
+        <w:t xml:space="preserve"> para seguimiento de incidencias, equipos, accesos y operación; identificación de discrepancias y riesgos relacionados con inventarios y cumplimiento de procesos.</w:t>
       </w:r>
     </w:p>
     <w:p>
@@ -412,45 +756,105 @@
           <w:sz w:val="19"/>
           <w:szCs w:val="19"/>
         </w:rPr>
-        <w:t xml:space="preserve">Gestión y análisis de solicitudes de crédito hipotecario, validando información personal, financiera y documental para procesos de precalificación y aprobación.</w:t>
-      </w:r>
-    </w:p>
-    <w:p>
-      <w:pPr>
-        <w:pStyle w:val="ListParagraph"/>
-        <w:numPr>
-          <w:ilvl w:val="0"/>
-          <w:numId w:val="2"/>
-        </w:numPr>
-        <w:spacing w:after="65"/>
-      </w:pPr>
-      <w:r>
-        <w:rPr>
-          <w:rFonts w:ascii="Calibri" w:cs="Calibri" w:eastAsia="Calibri" w:hAnsi="Calibri"/>
-          <w:color w:val="222222"/>
-          <w:sz w:val="19"/>
-          <w:szCs w:val="19"/>
-        </w:rPr>
-        <w:t xml:space="preserve">Análisis de expedientes conforme a políticas bancarias y gestión de casos en plataformas de Scotiabank, Banamex, HSBC, Banorte y Santander.</w:t>
-      </w:r>
-    </w:p>
-    <w:p>
-      <w:pPr>
-        <w:pStyle w:val="ListParagraph"/>
-        <w:numPr>
-          <w:ilvl w:val="0"/>
-          <w:numId w:val="2"/>
-        </w:numPr>
-        <w:spacing w:after="65"/>
-      </w:pPr>
-      <w:r>
-        <w:rPr>
-          <w:rFonts w:ascii="Calibri" w:cs="Calibri" w:eastAsia="Calibri" w:hAnsi="Calibri"/>
-          <w:color w:val="222222"/>
-          <w:sz w:val="19"/>
-          <w:szCs w:val="19"/>
-        </w:rPr>
-        <w:t xml:space="preserve">Seguimiento de precalificación, aprobación y avalúo; integración documental, carga de expedientes y atención de observaciones de mesas de control.</w:t>
+        <w:t xml:space="preserve">Gestión y análisis de solicitudes de crédito hipotecario, validando </w:t>
+      </w:r>
+      <w:r>
+        <w:rPr>
+          <w:rFonts w:ascii="Calibri" w:cs="Calibri" w:eastAsia="Calibri" w:hAnsi="Calibri"/>
+          <w:color w:val="222222"/>
+          <w:sz w:val="19"/>
+          <w:szCs w:val="19"/>
+          <w:b/>
+          <w:bCs/>
+        </w:rPr>
+        <w:t xml:space="preserve">información personal, financiera y documental</w:t>
+      </w:r>
+      <w:r>
+        <w:rPr>
+          <w:rFonts w:ascii="Calibri" w:cs="Calibri" w:eastAsia="Calibri" w:hAnsi="Calibri"/>
+          <w:color w:val="222222"/>
+          <w:sz w:val="19"/>
+          <w:szCs w:val="19"/>
+        </w:rPr>
+        <w:t xml:space="preserve"> para procesos de precalificación y aprobación.</w:t>
+      </w:r>
+    </w:p>
+    <w:p>
+      <w:pPr>
+        <w:pStyle w:val="ListParagraph"/>
+        <w:numPr>
+          <w:ilvl w:val="0"/>
+          <w:numId w:val="2"/>
+        </w:numPr>
+        <w:spacing w:after="65"/>
+      </w:pPr>
+      <w:r>
+        <w:rPr>
+          <w:rFonts w:ascii="Calibri" w:cs="Calibri" w:eastAsia="Calibri" w:hAnsi="Calibri"/>
+          <w:color w:val="222222"/>
+          <w:sz w:val="19"/>
+          <w:szCs w:val="19"/>
+        </w:rPr>
+        <w:t xml:space="preserve">Análisis de expedientes conforme a políticas bancarias y gestión de casos en plataformas de </w:t>
+      </w:r>
+      <w:r>
+        <w:rPr>
+          <w:rFonts w:ascii="Calibri" w:cs="Calibri" w:eastAsia="Calibri" w:hAnsi="Calibri"/>
+          <w:color w:val="222222"/>
+          <w:sz w:val="19"/>
+          <w:szCs w:val="19"/>
+          <w:b/>
+          <w:bCs/>
+        </w:rPr>
+        <w:t xml:space="preserve">Scotiabank, Banamex, HSBC, Banorte y Santander</w:t>
+      </w:r>
+      <w:r>
+        <w:rPr>
+          <w:rFonts w:ascii="Calibri" w:cs="Calibri" w:eastAsia="Calibri" w:hAnsi="Calibri"/>
+          <w:color w:val="222222"/>
+          <w:sz w:val="19"/>
+          <w:szCs w:val="19"/>
+        </w:rPr>
+        <w:t xml:space="preserve">.</w:t>
+      </w:r>
+    </w:p>
+    <w:p>
+      <w:pPr>
+        <w:pStyle w:val="ListParagraph"/>
+        <w:numPr>
+          <w:ilvl w:val="0"/>
+          <w:numId w:val="2"/>
+        </w:numPr>
+        <w:spacing w:after="65"/>
+      </w:pPr>
+      <w:r>
+        <w:rPr>
+          <w:rFonts w:ascii="Calibri" w:cs="Calibri" w:eastAsia="Calibri" w:hAnsi="Calibri"/>
+          <w:color w:val="222222"/>
+          <w:sz w:val="19"/>
+          <w:szCs w:val="19"/>
+        </w:rPr>
+        <w:t xml:space="preserve">Seguimiento de precalificación, aprobación y avalúo; integración documental, carga de expedientes y atención de observaciones de </w:t>
+      </w:r>
+      <w:r>
+        <w:rPr>
+          <w:rFonts w:ascii="Calibri" w:cs="Calibri" w:eastAsia="Calibri" w:hAnsi="Calibri"/>
+          <w:color w:val="222222"/>
+          <w:sz w:val="19"/>
+          <w:szCs w:val="19"/>
+          <w:b/>
+          <w:bCs/>
+        </w:rPr>
+        <w:t xml:space="preserve">mesas de control</w:t>
+      </w:r>
+      <w:r>
+        <w:rPr>
+          <w:rFonts w:ascii="Calibri" w:cs="Calibri" w:eastAsia="Calibri" w:hAnsi="Calibri"/>
+          <w:color w:val="222222"/>
+          <w:sz w:val="19"/>
+          <w:szCs w:val="19"/>
+        </w:rPr>
+        <w:t xml:space="preserve">.</w:t>
       </w:r>
     </w:p>
     <w:p>
@@ -488,7 +892,27 @@
           <w:sz w:val="19"/>
           <w:szCs w:val="19"/>
         </w:rPr>
-        <w:t xml:space="preserve">Creación y administración de una base de seguimiento de más de 2,000 registros, controlando folios, banco, estatus, documentación y resultados; comunicación continua con brokers hipotecarios.</w:t>
+        <w:t xml:space="preserve">Creación y administración de una base de seguimiento de </w:t>
+      </w:r>
+      <w:r>
+        <w:rPr>
+          <w:rFonts w:ascii="Calibri" w:cs="Calibri" w:eastAsia="Calibri" w:hAnsi="Calibri"/>
+          <w:color w:val="222222"/>
+          <w:sz w:val="19"/>
+          <w:szCs w:val="19"/>
+          <w:b/>
+          <w:bCs/>
+        </w:rPr>
+        <w:t xml:space="preserve">más de 2,000 registros</w:t>
+      </w:r>
+      <w:r>
+        <w:rPr>
+          <w:rFonts w:ascii="Calibri" w:cs="Calibri" w:eastAsia="Calibri" w:hAnsi="Calibri"/>
+          <w:color w:val="222222"/>
+          <w:sz w:val="19"/>
+          <w:szCs w:val="19"/>
+        </w:rPr>
+        <w:t xml:space="preserve">, controlando folios, banco, estatus, documentación y resultados; comunicación continua con brokers hipotecarios.</w:t>
       </w:r>
     </w:p>
     <w:p>

--- a/CV_Ingrid_Castillo_Perez.docx
+++ b/CV_Ingrid_Castillo_Perez.docx
@@ -1274,7 +1274,7 @@
           <w:sz w:val="19"/>
           <w:szCs w:val="19"/>
         </w:rPr>
-        <w:t xml:space="preserve">Escuela Superior de Ingeniería Mecánica y Eléctrica, Unidad Culhuacán, Instituto Politécnico Nacional. Pasante: servicio social concluido, titulación en trámite.</w:t>
+        <w:t xml:space="preserve">Escuela Superior de Ingeniería Mecánica y Eléctrica, Unidad Culhuacán, Instituto Politécnico Nacional. Pasante.</w:t>
       </w:r>
     </w:p>
     <w:p>
